--- a/courts/eighth-circuit/nebraska/state/supreme-court/answering-brief/usage/OUTPUT-answering-brief.docx
+++ b/courts/eighth-circuit/nebraska/state/supreme-court/answering-brief/usage/OUTPUT-answering-brief.docx
@@ -27,11 +27,7 @@
           <w:b/>
           <w:bCs/>
         </w:rPr>
-        <w:t xml:space="preserve">S</w:t>
-        <w:noBreakHyphen/>
-        <w:t xml:space="preserve">24</w:t>
-        <w:noBreakHyphen/>
-        <w:t xml:space="preserve">563</w:t>
+        <w:t xml:space="preserve">S-⁠24-⁠563</w:t>
       </w:r>
     </w:p>
     <w:p>
@@ -575,9 +571,7 @@
               <w:t xml:space="preserve"> </w:t>
             </w:r>
             <w:r>
-              <w:t xml:space="preserve">471</w:t>
-              <w:noBreakHyphen/>
-              <w:t xml:space="preserve">2683</w:t>
+              <w:t xml:space="preserve">471-⁠2683</w:t>
             </w:r>
           </w:p>
           <w:p>
@@ -599,9 +593,7 @@
               <w:t xml:space="preserve"> </w:t>
             </w:r>
             <w:r>
-              <w:t xml:space="preserve">471</w:t>
-              <w:noBreakHyphen/>
-              <w:t xml:space="preserve">3297</w:t>
+              <w:t xml:space="preserve">471-⁠3297</w:t>
             </w:r>
           </w:p>
         </w:tc>
@@ -2669,9 +2661,7 @@
         <w:t xml:space="preserve"> </w:t>
       </w:r>
       <w:r>
-        <w:t xml:space="preserve">4:18-cv</w:t>
-        <w:noBreakHyphen/>
-        <w:t xml:space="preserve">3073</w:t>
+        <w:t xml:space="preserve">4:18-cv-⁠3073</w:t>
       </w:r>
       <w:r>
         <w:t xml:space="preserve"> </w:t>
@@ -12682,9 +12672,7 @@
         <w:t xml:space="preserve"> </w:t>
       </w:r>
       <w:r>
-        <w:t xml:space="preserve">29</w:t>
-        <w:noBreakHyphen/>
-        <w:t xml:space="preserve">112</w:t>
+        <w:t xml:space="preserve">29-⁠112</w:t>
       </w:r>
       <w:r>
         <w:t xml:space="preserve"> </w:t>
@@ -12736,9 +12724,7 @@
         <w:t xml:space="preserve"> </w:t>
       </w:r>
       <w:r>
-        <w:t xml:space="preserve">29</w:t>
-        <w:noBreakHyphen/>
-        <w:t xml:space="preserve">113</w:t>
+        <w:t xml:space="preserve">29-⁠113</w:t>
       </w:r>
       <w:r>
         <w:t xml:space="preserve"> </w:t>
@@ -12866,9 +12852,7 @@
         <w:t xml:space="preserve"> </w:t>
       </w:r>
       <w:r>
-        <w:t xml:space="preserve">24</w:t>
-        <w:noBreakHyphen/>
-        <w:t xml:space="preserve">204</w:t>
+        <w:t xml:space="preserve">24-⁠204</w:t>
       </w:r>
       <w:r>
         <w:t xml:space="preserve"> </w:t>
@@ -12926,9 +12910,7 @@
         <w:t xml:space="preserve"> </w:t>
       </w:r>
       <w:r>
-        <w:t xml:space="preserve">25</w:t>
-        <w:noBreakHyphen/>
-        <w:t xml:space="preserve">2156</w:t>
+        <w:t xml:space="preserve">25-⁠2156</w:t>
       </w:r>
       <w:r>
         <w:t xml:space="preserve"> </w:t>
@@ -12986,9 +12968,7 @@
         <w:t xml:space="preserve"> </w:t>
       </w:r>
       <w:r>
-        <w:t xml:space="preserve">29</w:t>
-        <w:noBreakHyphen/>
-        <w:t xml:space="preserve">112</w:t>
+        <w:t xml:space="preserve">29-⁠112</w:t>
       </w:r>
       <w:r>
         <w:t xml:space="preserve">   </w:t>
@@ -13034,9 +13014,7 @@
         <w:t xml:space="preserve"> </w:t>
       </w:r>
       <w:r>
-        <w:t xml:space="preserve">29</w:t>
-        <w:noBreakHyphen/>
-        <w:t xml:space="preserve">112</w:t>
+        <w:t xml:space="preserve">29-⁠112</w:t>
       </w:r>
       <w:r>
         <w:t xml:space="preserve"> </w:t>
@@ -13100,9 +13078,7 @@
         <w:t xml:space="preserve"> </w:t>
       </w:r>
       <w:r>
-        <w:t xml:space="preserve">29</w:t>
-        <w:noBreakHyphen/>
-        <w:t xml:space="preserve">112</w:t>
+        <w:t xml:space="preserve">29-⁠112</w:t>
       </w:r>
       <w:r>
         <w:t xml:space="preserve"> </w:t>
@@ -13160,9 +13136,7 @@
         <w:t xml:space="preserve"> </w:t>
       </w:r>
       <w:r>
-        <w:t xml:space="preserve">29</w:t>
-        <w:noBreakHyphen/>
-        <w:t xml:space="preserve">2221(3)</w:t>
+        <w:t xml:space="preserve">29-⁠2221(3)</w:t>
       </w:r>
       <w:r>
         <w:t xml:space="preserve"> </w:t>
@@ -13220,9 +13194,7 @@
         <w:t xml:space="preserve"> </w:t>
       </w:r>
       <w:r>
-        <w:t xml:space="preserve">32</w:t>
-        <w:noBreakHyphen/>
-        <w:t xml:space="preserve">201</w:t>
+        <w:t xml:space="preserve">32-⁠201</w:t>
       </w:r>
       <w:r>
         <w:t xml:space="preserve"> </w:t>
@@ -13280,9 +13252,7 @@
         <w:t xml:space="preserve"> </w:t>
       </w:r>
       <w:r>
-        <w:t xml:space="preserve">32</w:t>
-        <w:noBreakHyphen/>
-        <w:t xml:space="preserve">202(4)</w:t>
+        <w:t xml:space="preserve">32-⁠202(4)</w:t>
       </w:r>
       <w:r>
         <w:t xml:space="preserve"> </w:t>
@@ -13340,9 +13310,7 @@
         <w:t xml:space="preserve"> </w:t>
       </w:r>
       <w:r>
-        <w:t xml:space="preserve">32</w:t>
-        <w:noBreakHyphen/>
-        <w:t xml:space="preserve">312</w:t>
+        <w:t xml:space="preserve">32-⁠312</w:t>
       </w:r>
       <w:r>
         <w:t xml:space="preserve"> </w:t>
@@ -13400,9 +13368,7 @@
         <w:t xml:space="preserve"> </w:t>
       </w:r>
       <w:r>
-        <w:t xml:space="preserve">32</w:t>
-        <w:noBreakHyphen/>
-        <w:t xml:space="preserve">1508</w:t>
+        <w:t xml:space="preserve">32-⁠1508</w:t>
       </w:r>
       <w:r>
         <w:t xml:space="preserve"> </w:t>
@@ -13460,9 +13426,7 @@
         <w:t xml:space="preserve"> </w:t>
       </w:r>
       <w:r>
-        <w:t xml:space="preserve">84</w:t>
-        <w:noBreakHyphen/>
-        <w:t xml:space="preserve">215</w:t>
+        <w:t xml:space="preserve">84-⁠215</w:t>
       </w:r>
       <w:r>
         <w:t xml:space="preserve"> </w:t>
@@ -13526,9 +13490,7 @@
         <w:t xml:space="preserve"> </w:t>
       </w:r>
       <w:r>
-        <w:t xml:space="preserve">84</w:t>
-        <w:noBreakHyphen/>
-        <w:t xml:space="preserve">731</w:t>
+        <w:t xml:space="preserve">84-⁠731</w:t>
       </w:r>
       <w:r>
         <w:t xml:space="preserve"> </w:t>
@@ -14788,9 +14750,7 @@
         <w:t xml:space="preserve"> </w:t>
       </w:r>
       <w:r>
-        <w:t xml:space="preserve">01</w:t>
-        <w:noBreakHyphen/>
-        <w:t xml:space="preserve">011</w:t>
+        <w:t xml:space="preserve">01-⁠011</w:t>
       </w:r>
       <w:r>
         <w:t xml:space="preserve"> </w:t>
@@ -14854,9 +14814,7 @@
         <w:t xml:space="preserve"> </w:t>
       </w:r>
       <w:r>
-        <w:t xml:space="preserve">24</w:t>
-        <w:noBreakHyphen/>
-        <w:t xml:space="preserve">004</w:t>
+        <w:t xml:space="preserve">24-⁠004</w:t>
       </w:r>
       <w:r>
         <w:t xml:space="preserve"> </w:t>
@@ -14920,9 +14878,7 @@
         <w:t xml:space="preserve"> </w:t>
       </w:r>
       <w:r>
-        <w:t xml:space="preserve">77</w:t>
-        <w:noBreakHyphen/>
-        <w:t xml:space="preserve">073</w:t>
+        <w:t xml:space="preserve">77-⁠073</w:t>
       </w:r>
       <w:r>
         <w:t xml:space="preserve"> </w:t>
@@ -15981,13 +15937,7 @@
         <w:t xml:space="preserve"> </w:t>
       </w:r>
       <w:r>
-        <w:t xml:space="preserve">§§ 1–⁠2, pp. 448–49. In 2001, the Attorney General opined that the amended statute unconstitutionally “mandate[d] that the Board of Pardons exercise [its] power.” Op. Att’y Gen. No. 01</w:t>
-      </w:r>
-      <w:r>
-        <w:noBreakHyphen/>
-      </w:r>
-      <w:r>
-        <w:t xml:space="preserve">011,</w:t>
+        <w:t xml:space="preserve">§§ 1–⁠2, pp. 448–49. In 2001, the Attorney General opined that the amended statute unconstitutionally “mandate[d] that the Board of Pardons exercise [its] power.” Op. Att’y Gen. No. 01-⁠011,</w:t>
       </w:r>
       <w:r>
         <w:t xml:space="preserve"> </w:t>
@@ -16278,13 +16228,7 @@
         <w:t xml:space="preserve"> </w:t>
       </w:r>
       <w:r>
-        <w:t xml:space="preserve">Op. Att’y Gen. No. 24</w:t>
-      </w:r>
-      <w:r>
-        <w:noBreakHyphen/>
-      </w:r>
-      <w:r>
-        <w:t xml:space="preserve">004,</w:t>
+        <w:t xml:space="preserve">Op. Att’y Gen. No. 24-⁠004,</w:t>
       </w:r>
       <w:r>
         <w:t xml:space="preserve"> </w:t>
@@ -17087,13 +17031,7 @@
         <w:pStyle w:val="BodyTextGap"/>
       </w:pPr>
       <w:r>
-        <w:t xml:space="preserve">Before L.B. 53, section 29</w:t>
-      </w:r>
-      <w:r>
-        <w:noBreakHyphen/>
-      </w:r>
-      <w:r>
-        <w:t xml:space="preserve">112 recognized that the restoration of one civil right by itself (including the franchise) is a pardon. It stated that a felon “is incompetent to be an elector or juror or to hold any office of honor, trust, or profit within this state, unless such person receives from the Board of Pardons of this state a warrant of discharge, in which case such person shall be restored to such civil rights and privileges</w:t>
+        <w:t xml:space="preserve">Before L.B. 53, section 29-⁠112 recognized that the restoration of one civil right by itself (including the franchise) is a pardon. It stated that a felon “is incompetent to be an elector or juror or to hold any office of honor, trust, or profit within this state, unless such person receives from the Board of Pardons of this state a warrant of discharge, in which case such person shall be restored to such civil rights and privileges</w:t>
       </w:r>
       <w:r>
         <w:t xml:space="preserve"> </w:t>
@@ -17152,13 +17090,7 @@
         <w:pStyle w:val="BodyTextGap"/>
       </w:pPr>
       <w:r>
-        <w:t xml:space="preserve">To the extent the Court disagrees with our plural “civil rights” argument, the pre–L.B. 53 statute would recognize the Board’s authority to reinstate the franchise alone. Even after L.B. 53 and L.B. 20, section 29</w:t>
-      </w:r>
-      <w:r>
-        <w:noBreakHyphen/>
-      </w:r>
-      <w:r>
-        <w:t xml:space="preserve">112 continues to recognize that a felon’s eligibility for public office or jury service can be “enumerated or limited by the Board of Pardons.” If doing so is not clemency, the statute is unconstitutional. The Board’s only authority under the Constitution is to exercise clemency. Neb. Const. art. IV, § 13.</w:t>
+        <w:t xml:space="preserve">To the extent the Court disagrees with our plural “civil rights” argument, the pre–L.B. 53 statute would recognize the Board’s authority to reinstate the franchise alone. Even after L.B. 53 and L.B. 20, section 29-⁠112 continues to recognize that a felon’s eligibility for public office or jury service can be “enumerated or limited by the Board of Pardons.” If doing so is not clemency, the statute is unconstitutional. The Board’s only authority under the Constitution is to exercise clemency. Neb. Const. art. IV, § 13.</w:t>
       </w:r>
     </w:p>
     <w:p>
@@ -18937,19 +18869,7 @@
         <w:t xml:space="preserve">Ways v. Shively</w:t>
       </w:r>
       <w:r>
-        <w:t xml:space="preserve">, 264 Neb. 250, 646 N.W.2d 621 (2002) (S</w:t>
-      </w:r>
-      <w:r>
-        <w:noBreakHyphen/>
-      </w:r>
-      <w:r>
-        <w:t xml:space="preserve">01</w:t>
-      </w:r>
-      <w:r>
-        <w:noBreakHyphen/>
-      </w:r>
-      <w:r>
-        <w:t xml:space="preserve">382). And</w:t>
+        <w:t xml:space="preserve">, 264 Neb. 250, 646 N.W.2d 621 (2002) (S-⁠01-⁠382). And</w:t>
       </w:r>
       <w:r>
         <w:t xml:space="preserve"> </w:t>
@@ -18981,13 +18901,7 @@
         <w:t xml:space="preserve"> </w:t>
       </w:r>
       <w:r>
-        <w:t xml:space="preserve">held that section 29</w:t>
-      </w:r>
-      <w:r>
-        <w:noBreakHyphen/>
-      </w:r>
-      <w:r>
-        <w:t xml:space="preserve">112 restored any civil rights.</w:t>
+        <w:t xml:space="preserve">held that section 29-⁠112 restored any civil rights.</w:t>
       </w:r>
       <w:r>
         <w:t xml:space="preserve"> </w:t>
@@ -21532,13 +21446,7 @@
         <w:t xml:space="preserve"> </w:t>
       </w:r>
       <w:r>
-        <w:t xml:space="preserve">Part I.A. Conforming the voter registration form to L.B. 20’s amendments of section 32</w:t>
-      </w:r>
-      <w:r>
-        <w:noBreakHyphen/>
-      </w:r>
-      <w:r>
-        <w:t xml:space="preserve">312 would mislead prospective voters as to the State’s requirements for felony re-enfranchisement. It would also permit felons who have completed their sentences to attempt to improperly register themselves without exposing themselves to the election falsification penalties specified by the Legislature.</w:t>
+        <w:t xml:space="preserve">Part I.A. Conforming the voter registration form to L.B. 20’s amendments of section 32-⁠312 would mislead prospective voters as to the State’s requirements for felony re-enfranchisement. It would also permit felons who have completed their sentences to attempt to improperly register themselves without exposing themselves to the election falsification penalties specified by the Legislature.</w:t>
       </w:r>
       <w:r>
         <w:t xml:space="preserve"> </w:t>
@@ -22069,13 +21977,7 @@
         <w:t xml:space="preserve">Bernbeck v. Gale</w:t>
       </w:r>
       <w:r>
-        <w:t xml:space="preserve">, No. 4:18-cv</w:t>
-      </w:r>
-      <w:r>
-        <w:noBreakHyphen/>
-      </w:r>
-      <w:r>
-        <w:t xml:space="preserve">3073, ECF No. 13, ¶¶ 1–⁠2 (D. Neb. June 13, 2018). No court had ruled on that question, but Secretary Gale still stipulated to the statute’s unconstitutionality after he was sued.</w:t>
+        <w:t xml:space="preserve">, No. 4:18-cv-⁠3073, ECF No. 13, ¶¶ 1–⁠2 (D. Neb. June 13, 2018). No court had ruled on that question, but Secretary Gale still stipulated to the statute’s unconstitutionality after he was sued.</w:t>
       </w:r>
       <w:r>
         <w:t xml:space="preserve"> </w:t>
@@ -22243,13 +22145,7 @@
         <w:t xml:space="preserve"> </w:t>
       </w:r>
       <w:r>
-        <w:t xml:space="preserve">Op. Att’y Gen. No. 77</w:t>
-      </w:r>
-      <w:r>
-        <w:noBreakHyphen/>
-      </w:r>
-      <w:r>
-        <w:t xml:space="preserve">073</w:t>
+        <w:t xml:space="preserve">Op. Att’y Gen. No. 77-⁠073</w:t>
       </w:r>
       <w:r>
         <w:t xml:space="preserve"> </w:t>
@@ -22347,13 +22243,7 @@
         <w:t xml:space="preserve"> </w:t>
       </w:r>
       <w:r>
-        <w:t xml:space="preserve">§ 81, 108th Leg., 2d Sess. (2024) (enacted). This case unfolded in the same way constitutional issues were litigated before section 84</w:t>
-      </w:r>
-      <w:r>
-        <w:noBreakHyphen/>
-      </w:r>
-      <w:r>
-        <w:t xml:space="preserve">215 was enacted— an executive refused to implement a statute based on its unconstitutionality and an injured party sued to serve the issue before the Court.</w:t>
+        <w:t xml:space="preserve">§ 81, 108th Leg., 2d Sess. (2024) (enacted). This case unfolded in the same way constitutional issues were litigated before section 84-⁠215 was enacted— an executive refused to implement a statute based on its unconstitutionality and an injured party sued to serve the issue before the Court.</w:t>
       </w:r>
       <w:r>
         <w:t xml:space="preserve"> </w:t>
@@ -23494,9 +23384,7 @@
                     <w:t xml:space="preserve"> </w:t>
                   </w:r>
                   <w:r>
-                    <w:t xml:space="preserve">471</w:t>
-                    <w:noBreakHyphen/>
-                    <w:t xml:space="preserve">2683</w:t>
+                    <w:t xml:space="preserve">471-⁠2683</w:t>
                   </w:r>
                 </w:p>
                 <w:p>
@@ -23518,9 +23406,7 @@
                     <w:t xml:space="preserve"> </w:t>
                   </w:r>
                   <w:r>
-                    <w:t xml:space="preserve">471</w:t>
-                    <w:noBreakHyphen/>
-                    <w:t xml:space="preserve">3297</w:t>
+                    <w:t xml:space="preserve">471-⁠3297</w:t>
                   </w:r>
                 </w:p>
               </w:tc>
@@ -24728,7 +24614,7 @@
     <w:qFormat/>
     <w:pPr>
       <w:keepLines/>
-      <w:spacing w:before="0" w:after="140" w:line="331" w:lineRule="exact"/>
+      <w:spacing w:before="46" w:after="140" w:line="331" w:lineRule="exact"/>
     </w:pPr>
     <w:rPr>
       <w:sz w:val="24"/>
